--- a/exercises/Exercise on Demand curve_Answers.docx
+++ b/exercises/Exercise on Demand curve_Answers.docx
@@ -24,18 +24,7 @@
           <w:u w:val="single"/>
           <w:lang w:val="en-US"/>
         </w:rPr>
-        <w:t xml:space="preserve">Exercise in </w:t>
-      </w:r>
-      <w:r>
-        <w:rPr>
-          <w:rFonts w:ascii="Times New Roman" w:hAnsi="Times New Roman" w:cs="Times New Roman"/>
-          <w:b/>
-          <w:sz w:val="24"/>
-          <w:szCs w:val="24"/>
-          <w:u w:val="single"/>
-          <w:lang w:val="en-US"/>
-        </w:rPr>
-        <w:t>Demand Curve</w:t>
+        <w:t xml:space="preserve">Exercise in Demand Curve</w:t>
       </w:r>
     </w:p>
     <w:p>
@@ -138,127 +127,7 @@
           <w:szCs w:val="24"/>
           <w:lang w:val="en-US"/>
         </w:rPr>
-        <w:t xml:space="preserve">If </w:t>
-      </w:r>
-      <w:r>
-        <w:rPr>
-          <w:rFonts w:ascii="Times New Roman" w:hAnsi="Times New Roman" w:cs="Times New Roman"/>
-          <w:b/>
-          <w:sz w:val="24"/>
-          <w:szCs w:val="24"/>
-          <w:lang w:val="en-US"/>
-        </w:rPr>
-        <w:t xml:space="preserve">the </w:t>
-      </w:r>
-      <w:r>
-        <w:rPr>
-          <w:rFonts w:ascii="Times New Roman" w:hAnsi="Times New Roman" w:cs="Times New Roman"/>
-          <w:b/>
-          <w:sz w:val="24"/>
-          <w:szCs w:val="24"/>
-          <w:lang w:val="en-US"/>
-        </w:rPr>
-        <w:t xml:space="preserve">price for handball games </w:t>
-      </w:r>
-      <w:r>
-        <w:rPr>
-          <w:rFonts w:ascii="Times New Roman" w:hAnsi="Times New Roman" w:cs="Times New Roman"/>
-          <w:b/>
-          <w:sz w:val="24"/>
-          <w:szCs w:val="24"/>
-          <w:lang w:val="en-US"/>
-        </w:rPr>
-        <w:t>is</w:t>
-      </w:r>
-      <w:r>
-        <w:rPr>
-          <w:rFonts w:ascii="Times New Roman" w:hAnsi="Times New Roman" w:cs="Times New Roman"/>
-          <w:b/>
-          <w:sz w:val="24"/>
-          <w:szCs w:val="24"/>
-          <w:lang w:val="en-US"/>
-        </w:rPr>
-        <w:t xml:space="preserve"> reduced, demand </w:t>
-      </w:r>
-      <w:r>
-        <w:rPr>
-          <w:rFonts w:ascii="Times New Roman" w:hAnsi="Times New Roman" w:cs="Times New Roman"/>
-          <w:b/>
-          <w:sz w:val="24"/>
-          <w:szCs w:val="24"/>
-          <w:lang w:val="en-US"/>
-        </w:rPr>
-        <w:t>for</w:t>
-      </w:r>
-      <w:r>
-        <w:rPr>
-          <w:rFonts w:ascii="Times New Roman" w:hAnsi="Times New Roman" w:cs="Times New Roman"/>
-          <w:b/>
-          <w:sz w:val="24"/>
-          <w:szCs w:val="24"/>
-          <w:lang w:val="en-US"/>
-        </w:rPr>
-        <w:t xml:space="preserve"> handball </w:t>
-      </w:r>
-      <w:r>
-        <w:rPr>
-          <w:rFonts w:ascii="Times New Roman" w:hAnsi="Times New Roman" w:cs="Times New Roman"/>
-          <w:b/>
-          <w:sz w:val="24"/>
-          <w:szCs w:val="24"/>
-          <w:lang w:val="en-US"/>
-        </w:rPr>
-        <w:t xml:space="preserve">will increase </w:t>
-      </w:r>
-      <w:r>
-        <w:rPr>
-          <w:rFonts w:ascii="Times New Roman" w:hAnsi="Times New Roman" w:cs="Times New Roman"/>
-          <w:b/>
-          <w:sz w:val="24"/>
-          <w:szCs w:val="24"/>
-          <w:lang w:val="en-US"/>
-        </w:rPr>
-        <w:t xml:space="preserve">and demand </w:t>
-      </w:r>
-      <w:r>
-        <w:rPr>
-          <w:rFonts w:ascii="Times New Roman" w:hAnsi="Times New Roman" w:cs="Times New Roman"/>
-          <w:b/>
-          <w:sz w:val="24"/>
-          <w:szCs w:val="24"/>
-          <w:lang w:val="en-US"/>
-        </w:rPr>
-        <w:t>for</w:t>
-      </w:r>
-      <w:r>
-        <w:rPr>
-          <w:rFonts w:ascii="Times New Roman" w:hAnsi="Times New Roman" w:cs="Times New Roman"/>
-          <w:b/>
-          <w:sz w:val="24"/>
-          <w:szCs w:val="24"/>
-          <w:lang w:val="en-US"/>
-        </w:rPr>
-        <w:t xml:space="preserve"> football games</w:t>
-      </w:r>
-      <w:r>
-        <w:rPr>
-          <w:rFonts w:ascii="Times New Roman" w:hAnsi="Times New Roman" w:cs="Times New Roman"/>
-          <w:b/>
-          <w:sz w:val="24"/>
-          <w:szCs w:val="24"/>
-          <w:lang w:val="en-US"/>
-        </w:rPr>
-        <w:t xml:space="preserve"> will decrease</w:t>
-      </w:r>
-      <w:r>
-        <w:rPr>
-          <w:rFonts w:ascii="Times New Roman" w:hAnsi="Times New Roman" w:cs="Times New Roman"/>
-          <w:b/>
-          <w:sz w:val="24"/>
-          <w:szCs w:val="24"/>
-          <w:lang w:val="en-US"/>
-        </w:rPr>
-        <w:t>.</w:t>
+        <w:t xml:space="preserve">If the price for handball games is reduced, demand for handball will increase and demand for football games will decrease.</w:t>
       </w:r>
     </w:p>
     <w:p>
@@ -328,27 +197,7 @@
           <w:szCs w:val="24"/>
           <w:lang w:val="en-US"/>
         </w:rPr>
-        <w:t xml:space="preserve">An increase in income increase the demand </w:t>
-      </w:r>
-      <w:r>
-        <w:rPr>
-          <w:rFonts w:ascii="Times New Roman" w:hAnsi="Times New Roman" w:cs="Times New Roman"/>
-          <w:b/>
-          <w:sz w:val="24"/>
-          <w:szCs w:val="24"/>
-          <w:lang w:val="en-US"/>
-        </w:rPr>
-        <w:t>for</w:t>
-      </w:r>
-      <w:r>
-        <w:rPr>
-          <w:rFonts w:ascii="Times New Roman" w:hAnsi="Times New Roman" w:cs="Times New Roman"/>
-          <w:b/>
-          <w:sz w:val="24"/>
-          <w:szCs w:val="24"/>
-          <w:lang w:val="en-US"/>
-        </w:rPr>
-        <w:t xml:space="preserve"> normal goods.</w:t>
+        <w:t xml:space="preserve">An increase in income increase the demand for normal goods.</w:t>
       </w:r>
     </w:p>
     <w:p>
@@ -374,34 +223,7 @@
           <w:szCs w:val="24"/>
           <w:lang w:val="en-US"/>
         </w:rPr>
-        <w:t>Suppose an inferior</w:t>
-      </w:r>
-      <w:r>
-        <w:rPr>
-          <w:rFonts w:ascii="Times New Roman" w:hAnsi="Times New Roman" w:cs="Times New Roman"/>
-          <w:sz w:val="24"/>
-          <w:szCs w:val="24"/>
-          <w:lang w:val="en-US"/>
-        </w:rPr>
-        <w:t xml:space="preserve"> good</w:t>
-      </w:r>
-      <w:r>
-        <w:rPr>
-          <w:rFonts w:ascii="Times New Roman" w:hAnsi="Times New Roman" w:cs="Times New Roman"/>
-          <w:sz w:val="24"/>
-          <w:szCs w:val="24"/>
-          <w:lang w:val="en-US"/>
-        </w:rPr>
-        <w:t xml:space="preserve"> X</w:t>
-      </w:r>
-      <w:r>
-        <w:rPr>
-          <w:rFonts w:ascii="Times New Roman" w:hAnsi="Times New Roman" w:cs="Times New Roman"/>
-          <w:sz w:val="24"/>
-          <w:szCs w:val="24"/>
-          <w:lang w:val="en-US"/>
-        </w:rPr>
-        <w:t>. What should happen to its demand in case of an increased income?</w:t>
+        <w:t xml:space="preserve">Suppose an inferior good X. What should happen to its demand in case of an increased income?</w:t>
       </w:r>
     </w:p>
     <w:p>
@@ -445,67 +267,7 @@
           <w:szCs w:val="24"/>
           <w:lang w:val="en-US"/>
         </w:rPr>
-        <w:t xml:space="preserve">An increase in income </w:t>
-      </w:r>
-      <w:r>
-        <w:rPr>
-          <w:rFonts w:ascii="Times New Roman" w:hAnsi="Times New Roman" w:cs="Times New Roman"/>
-          <w:b/>
-          <w:sz w:val="24"/>
-          <w:szCs w:val="24"/>
-          <w:lang w:val="en-US"/>
-        </w:rPr>
-        <w:t>decrease</w:t>
-      </w:r>
-      <w:r>
-        <w:rPr>
-          <w:rFonts w:ascii="Times New Roman" w:hAnsi="Times New Roman" w:cs="Times New Roman"/>
-          <w:b/>
-          <w:sz w:val="24"/>
-          <w:szCs w:val="24"/>
-          <w:lang w:val="en-US"/>
-        </w:rPr>
-        <w:t xml:space="preserve"> the demand </w:t>
-      </w:r>
-      <w:r>
-        <w:rPr>
-          <w:rFonts w:ascii="Times New Roman" w:hAnsi="Times New Roman" w:cs="Times New Roman"/>
-          <w:b/>
-          <w:sz w:val="24"/>
-          <w:szCs w:val="24"/>
-          <w:lang w:val="en-US"/>
-        </w:rPr>
-        <w:t>for</w:t>
-      </w:r>
-      <w:r>
-        <w:rPr>
-          <w:rFonts w:ascii="Times New Roman" w:hAnsi="Times New Roman" w:cs="Times New Roman"/>
-          <w:b/>
-          <w:sz w:val="24"/>
-          <w:szCs w:val="24"/>
-          <w:lang w:val="en-US"/>
-        </w:rPr>
-        <w:t xml:space="preserve"> </w:t>
-      </w:r>
-      <w:r>
-        <w:rPr>
-          <w:rFonts w:ascii="Times New Roman" w:hAnsi="Times New Roman" w:cs="Times New Roman"/>
-          <w:b/>
-          <w:sz w:val="24"/>
-          <w:szCs w:val="24"/>
-          <w:lang w:val="en-US"/>
-        </w:rPr>
-        <w:t>inferior (basic)</w:t>
-      </w:r>
-      <w:r>
-        <w:rPr>
-          <w:rFonts w:ascii="Times New Roman" w:hAnsi="Times New Roman" w:cs="Times New Roman"/>
-          <w:b/>
-          <w:sz w:val="24"/>
-          <w:szCs w:val="24"/>
-          <w:lang w:val="en-US"/>
-        </w:rPr>
-        <w:t xml:space="preserve"> goods.</w:t>
+        <w:t xml:space="preserve">An increase in income decrease the demand for inferior (basic) goods.</w:t>
       </w:r>
     </w:p>
     <w:p>
@@ -577,107 +339,26 @@
           <w:szCs w:val="24"/>
           <w:lang w:val="en-US"/>
         </w:rPr>
-        <w:t xml:space="preserve">=9-p, </w:t>
+        <w:t xml:space="preserve">=9-p, where Q</w:t>
       </w:r>
       <w:r>
         <w:rPr>
           <w:rFonts w:ascii="Times New Roman" w:eastAsiaTheme="minorEastAsia" w:hAnsi="Times New Roman" w:cs="Times New Roman"/>
           <w:sz w:val="24"/>
           <w:szCs w:val="24"/>
-          <w:lang w:val="en-US"/>
-        </w:rPr>
-        <w:t>where Q</w:t>
+          <w:vertAlign w:val="superscript"/>
+          <w:lang w:val="en-US"/>
+        </w:rPr>
+        <w:t xml:space="preserve">D </w:t>
       </w:r>
       <w:r>
         <w:rPr>
           <w:rFonts w:ascii="Times New Roman" w:eastAsiaTheme="minorEastAsia" w:hAnsi="Times New Roman" w:cs="Times New Roman"/>
           <w:sz w:val="24"/>
           <w:szCs w:val="24"/>
-          <w:vertAlign w:val="superscript"/>
-          <w:lang w:val="en-US"/>
-        </w:rPr>
-        <w:t xml:space="preserve">D </w:t>
-      </w:r>
-      <w:r>
-        <w:rPr>
-          <w:rFonts w:ascii="Times New Roman" w:eastAsiaTheme="minorEastAsia" w:hAnsi="Times New Roman" w:cs="Times New Roman"/>
-          <w:sz w:val="24"/>
-          <w:szCs w:val="24"/>
-          <w:lang w:val="en-US"/>
-        </w:rPr>
-        <w:t>is the quantity</w:t>
-      </w:r>
-      <w:r>
-        <w:rPr>
-          <w:rFonts w:ascii="Times New Roman" w:eastAsiaTheme="minorEastAsia" w:hAnsi="Times New Roman" w:cs="Times New Roman"/>
-          <w:sz w:val="24"/>
-          <w:szCs w:val="24"/>
-          <w:lang w:val="en-US"/>
-        </w:rPr>
-        <w:t xml:space="preserve"> demanded</w:t>
-      </w:r>
-      <w:r>
-        <w:rPr>
-          <w:rFonts w:ascii="Times New Roman" w:eastAsiaTheme="minorEastAsia" w:hAnsi="Times New Roman" w:cs="Times New Roman"/>
-          <w:sz w:val="24"/>
-          <w:szCs w:val="24"/>
-          <w:lang w:val="en-US"/>
-        </w:rPr>
-        <w:t xml:space="preserve"> of a good</w:t>
-      </w:r>
-      <w:r>
-        <w:rPr>
-          <w:rFonts w:ascii="Times New Roman" w:eastAsiaTheme="minorEastAsia" w:hAnsi="Times New Roman" w:cs="Times New Roman"/>
-          <w:sz w:val="24"/>
-          <w:szCs w:val="24"/>
-          <w:lang w:val="en-US"/>
-        </w:rPr>
-        <w:t xml:space="preserve"> </w:t>
-      </w:r>
-      <w:r>
-        <w:rPr>
-          <w:rFonts w:ascii="Times New Roman" w:eastAsiaTheme="minorEastAsia" w:hAnsi="Times New Roman" w:cs="Times New Roman"/>
-          <w:sz w:val="24"/>
-          <w:szCs w:val="24"/>
-          <w:lang w:val="en-US"/>
-        </w:rPr>
-        <w:t xml:space="preserve">and p is </w:t>
-      </w:r>
-      <w:r>
-        <w:rPr>
-          <w:rFonts w:ascii="Times New Roman" w:eastAsiaTheme="minorEastAsia" w:hAnsi="Times New Roman" w:cs="Times New Roman"/>
-          <w:sz w:val="24"/>
-          <w:szCs w:val="24"/>
-          <w:lang w:val="en-US"/>
-        </w:rPr>
-        <w:t>the</w:t>
-      </w:r>
-      <w:r>
-        <w:rPr>
-          <w:rFonts w:ascii="Times New Roman" w:eastAsiaTheme="minorEastAsia" w:hAnsi="Times New Roman" w:cs="Times New Roman"/>
-          <w:sz w:val="24"/>
-          <w:szCs w:val="24"/>
-          <w:lang w:val="en-US"/>
-        </w:rPr>
-        <w:t xml:space="preserve"> price</w:t>
-      </w:r>
-      <w:r>
-        <w:rPr>
-          <w:rFonts w:ascii="Times New Roman" w:eastAsiaTheme="minorEastAsia" w:hAnsi="Times New Roman" w:cs="Times New Roman"/>
-          <w:sz w:val="24"/>
-          <w:szCs w:val="24"/>
-          <w:lang w:val="en-US"/>
-        </w:rPr>
-        <w:t xml:space="preserve"> of a good</w:t>
-      </w:r>
-      <w:r>
-        <w:rPr>
-          <w:rFonts w:ascii="Times New Roman" w:eastAsiaTheme="minorEastAsia" w:hAnsi="Times New Roman" w:cs="Times New Roman"/>
-          <w:sz w:val="24"/>
-          <w:szCs w:val="24"/>
-          <w:lang w:val="en-US"/>
-        </w:rPr>
-        <w:t xml:space="preserve"> in USD. </w:t>
+          <w:lang w:val="en-US"/>
+        </w:rPr>
+        <w:t xml:space="preserve">is the quantity demanded of a good and p is the price of a good in USD. </w:t>
       </w:r>
     </w:p>
     <w:p>
@@ -715,43 +396,7 @@
           <w:szCs w:val="24"/>
           <w:lang w:val="en-US"/>
         </w:rPr>
-        <w:t>What would be the quantity</w:t>
-      </w:r>
-      <w:r>
-        <w:rPr>
-          <w:rFonts w:ascii="Times New Roman" w:eastAsiaTheme="minorEastAsia" w:hAnsi="Times New Roman" w:cs="Times New Roman"/>
-          <w:sz w:val="24"/>
-          <w:szCs w:val="24"/>
-          <w:lang w:val="en-US"/>
-        </w:rPr>
-        <w:t xml:space="preserve"> demanded</w:t>
-      </w:r>
-      <w:r>
-        <w:rPr>
-          <w:rFonts w:ascii="Times New Roman" w:eastAsiaTheme="minorEastAsia" w:hAnsi="Times New Roman" w:cs="Times New Roman"/>
-          <w:sz w:val="24"/>
-          <w:szCs w:val="24"/>
-          <w:lang w:val="en-US"/>
-        </w:rPr>
-        <w:t xml:space="preserve"> if the price is </w:t>
-      </w:r>
-      <w:r>
-        <w:rPr>
-          <w:rFonts w:ascii="Times New Roman" w:eastAsiaTheme="minorEastAsia" w:hAnsi="Times New Roman" w:cs="Times New Roman"/>
-          <w:sz w:val="24"/>
-          <w:szCs w:val="24"/>
-          <w:lang w:val="en-US"/>
-        </w:rPr>
-        <w:t>1</w:t>
-      </w:r>
-      <w:r>
-        <w:rPr>
-          <w:rFonts w:ascii="Times New Roman" w:eastAsiaTheme="minorEastAsia" w:hAnsi="Times New Roman" w:cs="Times New Roman"/>
-          <w:sz w:val="24"/>
-          <w:szCs w:val="24"/>
-          <w:lang w:val="en-US"/>
-        </w:rPr>
-        <w:t xml:space="preserve"> USD? </w:t>
+        <w:t xml:space="preserve">What would be the quantity demanded if the price is 1 USD? </w:t>
       </w:r>
     </w:p>
     <w:p>
@@ -777,43 +422,7 @@
           <w:szCs w:val="24"/>
           <w:lang w:val="en-US"/>
         </w:rPr>
-        <w:t>What would be the quantity</w:t>
-      </w:r>
-      <w:r>
-        <w:rPr>
-          <w:rFonts w:ascii="Times New Roman" w:eastAsiaTheme="minorEastAsia" w:hAnsi="Times New Roman" w:cs="Times New Roman"/>
-          <w:sz w:val="24"/>
-          <w:szCs w:val="24"/>
-          <w:lang w:val="en-US"/>
-        </w:rPr>
-        <w:t xml:space="preserve"> demanded</w:t>
-      </w:r>
-      <w:r>
-        <w:rPr>
-          <w:rFonts w:ascii="Times New Roman" w:eastAsiaTheme="minorEastAsia" w:hAnsi="Times New Roman" w:cs="Times New Roman"/>
-          <w:sz w:val="24"/>
-          <w:szCs w:val="24"/>
-          <w:lang w:val="en-US"/>
-        </w:rPr>
-        <w:t xml:space="preserve"> if the price is </w:t>
-      </w:r>
-      <w:r>
-        <w:rPr>
-          <w:rFonts w:ascii="Times New Roman" w:eastAsiaTheme="minorEastAsia" w:hAnsi="Times New Roman" w:cs="Times New Roman"/>
-          <w:sz w:val="24"/>
-          <w:szCs w:val="24"/>
-          <w:lang w:val="en-US"/>
-        </w:rPr>
-        <w:t>8</w:t>
-      </w:r>
-      <w:r>
-        <w:rPr>
-          <w:rFonts w:ascii="Times New Roman" w:eastAsiaTheme="minorEastAsia" w:hAnsi="Times New Roman" w:cs="Times New Roman"/>
-          <w:sz w:val="24"/>
-          <w:szCs w:val="24"/>
-          <w:lang w:val="en-US"/>
-        </w:rPr>
-        <w:t xml:space="preserve"> USD?</w:t>
+        <w:t xml:space="preserve">What would be the quantity demanded if the price is 8 USD?</w:t>
       </w:r>
     </w:p>
     <w:p>
@@ -839,16 +448,7 @@
           <w:szCs w:val="24"/>
           <w:lang w:val="en-US"/>
         </w:rPr>
-        <w:t xml:space="preserve">Suppose that the price is 3USD. </w:t>
-      </w:r>
-      <w:r>
-        <w:rPr>
-          <w:rFonts w:ascii="Times New Roman" w:hAnsi="Times New Roman" w:cs="Times New Roman"/>
-          <w:sz w:val="24"/>
-          <w:szCs w:val="24"/>
-          <w:lang w:val="en-US"/>
-        </w:rPr>
-        <w:t>What is consumer surplus?</w:t>
+        <w:t xml:space="preserve">Suppose that the price is 3USD. What is consumer surplus?</w:t>
       </w:r>
     </w:p>
     <w:p>
@@ -1037,49 +637,49 @@
           <w:szCs w:val="24"/>
           <w:lang w:val="en-US"/>
         </w:rPr>
-        <w:t>The consumer surplus is</w:t>
-      </w:r>
-      <w:r>
-        <w:rPr>
-          <w:rFonts w:ascii="Times New Roman" w:eastAsiaTheme="minorEastAsia" w:hAnsi="Times New Roman" w:cs="Times New Roman"/>
-          <w:b/>
-          <w:sz w:val="24"/>
-          <w:szCs w:val="24"/>
-          <w:lang w:val="en-US"/>
-        </w:rPr>
-        <w:t xml:space="preserve"> the area between the demand curve and the price (triangle area)</w:t>
-      </w:r>
-      <w:r>
-        <w:rPr>
-          <w:rFonts w:ascii="Times New Roman" w:eastAsiaTheme="minorEastAsia" w:hAnsi="Times New Roman" w:cs="Times New Roman"/>
-          <w:b/>
-          <w:sz w:val="24"/>
-          <w:szCs w:val="24"/>
-          <w:lang w:val="en-US"/>
-        </w:rPr>
-        <w:t xml:space="preserve"> (9-</w:t>
-      </w:r>
-      <w:proofErr w:type="gramStart"/>
-      <w:r>
-        <w:rPr>
-          <w:rFonts w:ascii="Times New Roman" w:eastAsiaTheme="minorEastAsia" w:hAnsi="Times New Roman" w:cs="Times New Roman"/>
-          <w:b/>
-          <w:sz w:val="24"/>
-          <w:szCs w:val="24"/>
-          <w:lang w:val="en-US"/>
-        </w:rPr>
-        <w:t>3)*</w:t>
-      </w:r>
-      <w:proofErr w:type="gramEnd"/>
-      <w:r>
-        <w:rPr>
-          <w:rFonts w:ascii="Times New Roman" w:eastAsiaTheme="minorEastAsia" w:hAnsi="Times New Roman" w:cs="Times New Roman"/>
-          <w:b/>
-          <w:sz w:val="24"/>
-          <w:szCs w:val="24"/>
-          <w:lang w:val="en-US"/>
-        </w:rPr>
-        <w:t>(6-0)/2=18</w:t>
+        <w:t xml:space="preserve">The consumer surplus is the area between the demand curve and the price (triangle area) (9-3)*(6-0)/2=18</w:t>
+      </w:r>
+    </w:p>
+    <w:p>
+      <w:pPr>
+        <w:jc w:val="center"/>
+      </w:pPr>
+      <w:r>
+        <w:drawing>
+          <wp:inline distT="0" distB="0" distL="0" distR="0">
+            <wp:extent cx="4114800" cy="3636267"/>
+            <wp:effectExtent l="0" t="0" r="0" b="0"/>
+            <wp:docPr id="101" name="Q4 Demand Curve"/>
+            <wp:cNvGraphicFramePr>
+              <a:graphicFrameLocks xmlns:a="http://schemas.openxmlformats.org/drawingml/2006/main" noChangeAspect="1"/>
+            </wp:cNvGraphicFramePr>
+            <a:graphic xmlns:a="http://schemas.openxmlformats.org/drawingml/2006/main">
+              <a:graphicData uri="http://schemas.openxmlformats.org/drawingml/2006/picture">
+                <pic:pic xmlns:pic="http://schemas.openxmlformats.org/drawingml/2006/picture">
+                  <pic:nvPicPr>
+                    <pic:cNvPr id="101" name="Q4 Demand Curve"/>
+                    <pic:cNvPicPr/>
+                  </pic:nvPicPr>
+                  <pic:blipFill>
+                    <a:blip xmlns:r="http://schemas.openxmlformats.org/officeDocument/2006/relationships" r:embed="rId7"/>
+                    <a:stretch>
+                      <a:fillRect/>
+                    </a:stretch>
+                  </pic:blipFill>
+                  <pic:spPr>
+                    <a:xfrm>
+                      <a:off x="0" y="0"/>
+                      <a:ext cx="4114800" cy="3636267"/>
+                    </a:xfrm>
+                    <a:prstGeom prst="rect">
+                      <a:avLst/>
+                    </a:prstGeom>
+                  </pic:spPr>
+                </pic:pic>
+              </a:graphicData>
+            </a:graphic>
+          </wp:inline>
+        </w:drawing>
       </w:r>
     </w:p>
     <w:p>
@@ -1345,29 +945,49 @@
           <w:szCs w:val="24"/>
           <w:lang w:val="en-US"/>
         </w:rPr>
-        <w:t>=10*(15-2</w:t>
-      </w:r>
-      <w:proofErr w:type="gramStart"/>
-      <w:r>
-        <w:rPr>
-          <w:rFonts w:ascii="Times New Roman" w:eastAsiaTheme="minorEastAsia" w:hAnsi="Times New Roman" w:cs="Times New Roman"/>
-          <w:b/>
-          <w:sz w:val="24"/>
-          <w:szCs w:val="24"/>
-          <w:lang w:val="en-US"/>
-        </w:rPr>
-        <w:t>p)=</w:t>
-      </w:r>
-      <w:proofErr w:type="gramEnd"/>
-      <w:r>
-        <w:rPr>
-          <w:rFonts w:ascii="Times New Roman" w:eastAsiaTheme="minorEastAsia" w:hAnsi="Times New Roman" w:cs="Times New Roman"/>
-          <w:b/>
-          <w:sz w:val="24"/>
-          <w:szCs w:val="24"/>
-          <w:lang w:val="en-US"/>
-        </w:rPr>
-        <w:t xml:space="preserve"> 150-20p</w:t>
+        <w:t xml:space="preserve">=10*(15-2p)= 150-20p</w:t>
+      </w:r>
+    </w:p>
+    <w:p>
+      <w:pPr>
+        <w:jc w:val="center"/>
+      </w:pPr>
+      <w:r>
+        <w:drawing>
+          <wp:inline distT="0" distB="0" distL="0" distR="0">
+            <wp:extent cx="4114800" cy="3636267"/>
+            <wp:effectExtent l="0" t="0" r="0" b="0"/>
+            <wp:docPr id="102" name="Q5 Demand Curve"/>
+            <wp:cNvGraphicFramePr>
+              <a:graphicFrameLocks xmlns:a="http://schemas.openxmlformats.org/drawingml/2006/main" noChangeAspect="1"/>
+            </wp:cNvGraphicFramePr>
+            <a:graphic xmlns:a="http://schemas.openxmlformats.org/drawingml/2006/main">
+              <a:graphicData uri="http://schemas.openxmlformats.org/drawingml/2006/picture">
+                <pic:pic xmlns:pic="http://schemas.openxmlformats.org/drawingml/2006/picture">
+                  <pic:nvPicPr>
+                    <pic:cNvPr id="102" name="Q5 Demand Curve"/>
+                    <pic:cNvPicPr/>
+                  </pic:nvPicPr>
+                  <pic:blipFill>
+                    <a:blip xmlns:r="http://schemas.openxmlformats.org/officeDocument/2006/relationships" r:embed="rId8"/>
+                    <a:stretch>
+                      <a:fillRect/>
+                    </a:stretch>
+                  </pic:blipFill>
+                  <pic:spPr>
+                    <a:xfrm>
+                      <a:off x="0" y="0"/>
+                      <a:ext cx="4114800" cy="3636267"/>
+                    </a:xfrm>
+                    <a:prstGeom prst="rect">
+                      <a:avLst/>
+                    </a:prstGeom>
+                  </pic:spPr>
+                </pic:pic>
+              </a:graphicData>
+            </a:graphic>
+          </wp:inline>
+        </w:drawing>
       </w:r>
     </w:p>
     <w:p>
@@ -1393,25 +1013,7 @@
           <w:szCs w:val="24"/>
           <w:lang w:val="en-US"/>
         </w:rPr>
-        <w:t>Suppose an inelastic good</w:t>
-      </w:r>
-      <w:r>
-        <w:rPr>
-          <w:rFonts w:ascii="Times New Roman" w:hAnsi="Times New Roman" w:cs="Times New Roman"/>
-          <w:sz w:val="24"/>
-          <w:szCs w:val="24"/>
-          <w:lang w:val="en-US"/>
-        </w:rPr>
-        <w:t xml:space="preserve"> X</w:t>
-      </w:r>
-      <w:r>
-        <w:rPr>
-          <w:rFonts w:ascii="Times New Roman" w:hAnsi="Times New Roman" w:cs="Times New Roman"/>
-          <w:sz w:val="24"/>
-          <w:szCs w:val="24"/>
-          <w:lang w:val="en-US"/>
-        </w:rPr>
-        <w:t>. Now suppose that the price of that good has increased. What will happen to the total revenues of the suppliers?</w:t>
+        <w:t xml:space="preserve">Suppose an inelastic good X. Now suppose that the price of that good has increased. What will happen to the total revenues of the suppliers?</w:t>
       </w:r>
     </w:p>
     <w:p>
